--- a/por/docx/04.content.docx
+++ b/por/docx/04.content.docx
@@ -277,7 +277,7 @@
         <w:rPr>
           <w:lang w:val="pt_PT" w:bidi="pt_PT"/>
         </w:rPr>
-        <w:t xml:space="preserve"> com a ajuda do líder de cada tribo".</w:t>
+        <w:t xml:space="preserve"> com a ajuda do líder de cada tribo”.</w:t>
       </w:r>
     </w:p>
     <w:p>
@@ -529,7 +529,7 @@
         <w:rPr>
           <w:lang w:val="pt_PT" w:bidi="pt_PT"/>
         </w:rPr>
-        <w:t xml:space="preserve"> Esses são os homens escolhidos como representantes do povo, líderes das tribos de suas famílias e chefes dos clãs de Israel".</w:t>
+        <w:t xml:space="preserve"> Esses são os homens escolhidos como representantes do povo, líderes das tribos de suas famílias e chefes dos clãs de Israel”.</w:t>
       </w:r>
     </w:p>
     <w:p>
@@ -1306,7 +1306,7 @@
         <w:rPr>
           <w:lang w:val="pt_PT" w:bidi="pt_PT"/>
         </w:rPr>
-        <w:t xml:space="preserve"> Os levitas acamparão ao redor do tabernáculo da aliança para impedir que a ira do SENHOR atinja a comunidade de Israel; é dever deles manter a guarda ao redor do tabernáculo".</w:t>
+        <w:t xml:space="preserve"> Os levitas acamparão ao redor do tabernáculo da aliança para impedir que a ira do SENHOR atinja a comunidade de Israel; é dever deles manter a guarda ao redor do tabernáculo”.</w:t>
       </w:r>
     </w:p>
     <w:p>
@@ -1994,7 +1994,7 @@
         <w:rPr>
           <w:lang w:val="pt_PT" w:bidi="pt_PT"/>
         </w:rPr>
-        <w:t xml:space="preserve"> O total de homens registrados no acampamento de Dã, conforme seus exércitos, é de 157.600. Esses marcharão por último, junto às suas bandeiras".</w:t>
+        <w:t xml:space="preserve"> O total de homens registrados no acampamento de Dã, conforme seus exércitos, é de 157.600. Esses marcharão por último, junto às suas bandeiras”.</w:t>
       </w:r>
     </w:p>
     <w:p>
@@ -2388,7 +2388,7 @@
         <w:rPr>
           <w:lang w:val="pt_PT" w:bidi="pt_PT"/>
         </w:rPr>
-        <w:t xml:space="preserve"> "Conte todos os homens levitas com mais de um mês de idade, conforme suas famílias e clãs".</w:t>
+        <w:t xml:space="preserve"> "Conte todos os homens levitas com mais de um mês de idade, conforme suas famílias e clãs”.</w:t>
       </w:r>
     </w:p>
     <w:p>
@@ -3081,7 +3081,7 @@
         <w:rPr>
           <w:lang w:val="pt_PT" w:bidi="pt_PT"/>
         </w:rPr>
-        <w:t xml:space="preserve"> Entregue a Arão e aos seus dois filhos o valor do resgate pelo excedente de israelitas".</w:t>
+        <w:t xml:space="preserve"> Entregue a Arão e aos seus dois filhos o valor do resgate pelo excedente de israelitas”.</w:t>
       </w:r>
     </w:p>
     <w:p>
@@ -4268,7 +4268,7 @@
         <w:rPr>
           <w:lang w:val="pt_PT" w:bidi="pt_PT"/>
         </w:rPr>
-        <w:t xml:space="preserve"> Isso se aplica tanto a homens quanto a mulheres. Afaste essas pessoas do acampamento para que não tornem impuro o lugar onde habito".</w:t>
+        <w:t xml:space="preserve"> Isso se aplica tanto a homens quanto a mulheres. Afaste essas pessoas do acampamento para que não tornem impuro o lugar onde habito”.</w:t>
       </w:r>
     </w:p>
     <w:p>
@@ -4415,7 +4415,7 @@
         <w:rPr>
           <w:lang w:val="pt_PT" w:bidi="pt_PT"/>
         </w:rPr>
-        <w:t xml:space="preserve"> As dádivas sagradas de uma pessoa são dela, mas aquilo que ela entregar ao sacerdote deverá permanecer com ele".</w:t>
+        <w:t xml:space="preserve"> As dádivas sagradas de uma pessoa são dela, mas aquilo que ela entregar ao sacerdote deverá permanecer com ele”.</w:t>
       </w:r>
     </w:p>
     <w:p>
@@ -4604,7 +4604,7 @@
         <w:rPr>
           <w:lang w:val="pt_PT" w:bidi="pt_PT"/>
         </w:rPr>
-        <w:t xml:space="preserve"> Então o sacerdote pedirá que a mulher jure sua inocência e dirá: 'Se você não teve relações com outro homem além de seu marido, nem praticou algo que a tornasse impura, que esta água amarga que traz maldição não lhe cause nenhum mal.</w:t>
+        <w:t xml:space="preserve"> Então o sacerdote pedirá que a mulher jure sua inocência e dirá: ‘Se você não teve relações com outro homem além de seu marido, nem praticou algo que a tornasse impura, que esta água amarga que traz maldição não lhe cause nenhum mal.</w:t>
       </w:r>
     </w:p>
     <w:p>
@@ -4856,7 +4856,7 @@
         <w:rPr>
           <w:lang w:val="pt_PT" w:bidi="pt_PT"/>
         </w:rPr>
-        <w:t xml:space="preserve"> O marido ficará isento de culpa; mas, se a mulher tiver pecado, ela arcará com as consequências de sua falta".</w:t>
+        <w:t xml:space="preserve"> O marido ficará isento de culpa; mas, se a mulher tiver pecado, ela arcará com as consequências de sua falta”.</w:t>
       </w:r>
     </w:p>
     <w:p>
@@ -5313,7 +5313,7 @@
         <w:rPr>
           <w:lang w:val="pt_PT" w:bidi="pt_PT"/>
         </w:rPr>
-        <w:t xml:space="preserve"> Essa é a lei referente ao nazireu e aos sacrifícios exigidos ao final do tempo de consagração. Além dessas ofertas, ele precisa apresentar qualquer outra que tenha prometido ao fazer o voto de nazireu".</w:t>
+        <w:t xml:space="preserve"> Essa é a lei referente ao nazireu e aos sacrifícios exigidos ao final do tempo de consagração. Além dessas ofertas, ele precisa apresentar qualquer outra que tenha prometido ao fazer o voto de nazireu”.</w:t>
       </w:r>
     </w:p>
     <w:p>
@@ -5418,7 +5418,7 @@
         <w:rPr>
           <w:lang w:val="pt_PT" w:bidi="pt_PT"/>
         </w:rPr>
-        <w:t xml:space="preserve"> Que o SENHOR volte para vocês o seu olhar cheio de amor e lhes dê a paz'.</w:t>
+        <w:t xml:space="preserve"> Que o SENHOR volte para vocês o seu olhar cheio de amor e lhes dê a paz’.</w:t>
       </w:r>
     </w:p>
     <w:p>
@@ -5439,7 +5439,7 @@
         <w:rPr>
           <w:lang w:val="pt_PT" w:bidi="pt_PT"/>
         </w:rPr>
-        <w:t xml:space="preserve"> É assim que Arão e seus filhos invocarão a minha bênção sobre os filhos de Israel, e eu mesmo ouvirei e os abençoarei".</w:t>
+        <w:t xml:space="preserve"> É assim que Arão e seus filhos invocarão a minha bênção sobre os filhos de Israel, e eu mesmo ouvirei e os abençoarei”.</w:t>
       </w:r>
     </w:p>
     <w:p>
@@ -5560,7 +5560,7 @@
         <w:rPr>
           <w:lang w:val="pt_PT" w:bidi="pt_PT"/>
         </w:rPr>
-        <w:t xml:space="preserve"> "Aceite as carroças e os bois que ofereceram, para serem usados nas tarefas do tabernáculo. Entregue as carroças aos levitas, para que as usem conforme a necessidade".</w:t>
+        <w:t xml:space="preserve"> "Aceite as carroças e os bois que ofereceram, para serem usados nas tarefas do tabernáculo. Entregue as carroças aos levitas, para que as usem conforme a necessidade”.</w:t>
       </w:r>
     </w:p>
     <w:p>
@@ -7382,7 +7382,7 @@
         <w:rPr>
           <w:lang w:val="pt_PT" w:bidi="pt_PT"/>
         </w:rPr>
-        <w:t xml:space="preserve"> “Diga a Arão o seguinte: Ao colocar as sete lâmpadas, elas devem iluminar a região que fica à frente do candelabro".</w:t>
+        <w:t xml:space="preserve"> “Diga a Arão o seguinte: Ao colocar as sete lâmpadas, elas devem iluminar a região que fica à frente do candelabro”.</w:t>
       </w:r>
     </w:p>
     <w:p>
@@ -7739,7 +7739,7 @@
         <w:rPr>
           <w:lang w:val="pt_PT" w:bidi="pt_PT"/>
         </w:rPr>
-        <w:t xml:space="preserve"> Agora entrego os levitas a Arão e a seus filhos; eles servirão no tabernáculo em favor dos israelitas, para assegurar o perdão dos pecados e evitar que alguma desgraça recaia sobre o povo quando se aproximar do tabernáculo".</w:t>
+        <w:t xml:space="preserve"> Agora entrego os levitas a Arão e a seus filhos; eles servirão no tabernáculo em favor dos israelitas, para assegurar o perdão dos pecados e evitar que alguma desgraça recaia sobre o povo quando se aproximar do tabernáculo”.</w:t>
       </w:r>
     </w:p>
     <w:p>
@@ -7886,7 +7886,7 @@
         <w:rPr>
           <w:lang w:val="pt_PT" w:bidi="pt_PT"/>
         </w:rPr>
-        <w:t xml:space="preserve"> Eles poderão auxiliar seus colegas nas tarefas relacionadas ao cuidado do tabernáculo, mas não deverão realizar o trabalho diretamente. É assim que você deverá organizar as funções dos levitas".</w:t>
+        <w:t xml:space="preserve"> Eles poderão auxiliar seus colegas nas tarefas relacionadas ao cuidado do tabernáculo, mas não deverão realizar o trabalho diretamente. É assim que você deverá organizar as funções dos levitas”.</w:t>
       </w:r>
     </w:p>
     <w:p>
@@ -8611,7 +8611,7 @@
         <w:rPr>
           <w:lang w:val="pt_PT" w:bidi="pt_PT"/>
         </w:rPr>
-        <w:t xml:space="preserve"> Toquem igualmente as trombetas nos momentos de alegria, isto é, nas festas anuais e no começo de cada mês, quando apresentarem as ofertas queimadas e as ofertas de paz; elas serão um memorial diante de Deus em favor de vocês, lembrando a aliança que ele fez com vocês. Eu sou o SENHOR, seu Deus".</w:t>
+        <w:t xml:space="preserve"> Toquem igualmente as trombetas nos momentos de alegria, isto é, nas festas anuais e no começo de cada mês, quando apresentarem as ofertas queimadas e as ofertas de paz; elas serão um memorial diante de Deus em favor de vocês, lembrando a aliança que ele fez com vocês. Eu sou o SENHOR, seu Deus”.</w:t>
       </w:r>
     </w:p>
     <w:p>
@@ -9257,7 +9257,7 @@
         <w:rPr>
           <w:lang w:val="pt_PT" w:bidi="pt_PT"/>
         </w:rPr>
-        <w:t xml:space="preserve"> Então o grupo de estrangeiros que seguia com os israelitas começou a sentir forte desejo pela comida do Egito. E o povo de Israel também passou a reclamar: "Ah, se ao menos tivéssemos carne para comer!</w:t>
+        <w:t xml:space="preserve"> Então o grupo de estrangeiros que seguia com os israelitas começou a sentir forte desejo pela comida do Egito. E o povo de Israel também passou a reclamar: “Ah, se ao menos tivéssemos carne para comer!</w:t>
       </w:r>
     </w:p>
     <w:p>
@@ -9299,7 +9299,7 @@
         <w:rPr>
           <w:lang w:val="pt_PT" w:bidi="pt_PT"/>
         </w:rPr>
-        <w:t xml:space="preserve"> Mas agora perdemos o desejo de comer, porque não temos outra coisa à vista além do maná!".</w:t>
+        <w:t xml:space="preserve"> Mas agora perdemos o desejo de comer, porque não temos outra coisa à vista além do maná!”.</w:t>
       </w:r>
     </w:p>
     <w:p>
@@ -9488,7 +9488,7 @@
         <w:rPr>
           <w:lang w:val="pt_PT" w:bidi="pt_PT"/>
         </w:rPr>
-        <w:t xml:space="preserve"> Se é desse modo que queres me tratar, tira minha vida de uma vez; para mim seria um alívio, pois não precisaria ver esta situação terrível".</w:t>
+        <w:t xml:space="preserve"> Se é desse modo que queres me tratar, tira minha vida de uma vez; para mim seria um alívio, pois não precisaria ver esta situação terrível”.</w:t>
       </w:r>
     </w:p>
     <w:p>
@@ -9593,7 +9593,7 @@
         <w:rPr>
           <w:lang w:val="pt_PT" w:bidi="pt_PT"/>
         </w:rPr>
-        <w:t xml:space="preserve"> Vocês comerão carne durante um mês inteiro até sair por seu nariz e sentirem repulsa, porque rejeitaram o SENHOR, que está entre vocês, e se queixaram dele, dizendo: ‘Por que deixamos o Egito?'".</w:t>
+        <w:t xml:space="preserve"> Vocês comerão carne durante um mês inteiro até sair por seu nariz e sentirem repulsa, porque rejeitaram o SENHOR, que está entre vocês, e se queixaram dele, dizendo: ‘Por que deixamos o Egito?’”.</w:t>
       </w:r>
     </w:p>
     <w:p>
@@ -9635,7 +9635,7 @@
         <w:rPr>
           <w:lang w:val="pt_PT" w:bidi="pt_PT"/>
         </w:rPr>
-        <w:t xml:space="preserve"> Mesmo que abatêssemos todos os nossos rebanhos, isso seria suficiente para saciá-los? E, mesmo que recolhêssemos todos os peixes do mar, ainda assim bastaria para alimentá-los?".</w:t>
+        <w:t xml:space="preserve"> Mesmo que abatêssemos todos os nossos rebanhos, isso seria suficiente para saciá-los? E, mesmo que recolhêssemos todos os peixes do mar, ainda assim bastaria para alimentá-los?”.</w:t>
       </w:r>
     </w:p>
     <w:p>
@@ -9656,7 +9656,7 @@
         <w:rPr>
           <w:lang w:val="pt_PT" w:bidi="pt_PT"/>
         </w:rPr>
-        <w:t xml:space="preserve"> Então o SENHOR disse a Moisés: “Você está duvidando do meu poder? Agora você verá se o que eu disse acontecerá ou não".</w:t>
+        <w:t xml:space="preserve"> Então o SENHOR disse a Moisés: “Você está duvidando do meu poder? Agora você verá se o que eu disse acontecerá ou não”.</w:t>
       </w:r>
     </w:p>
     <w:p>
@@ -10176,7 +10176,7 @@
         <w:rPr>
           <w:lang w:val="pt_PT" w:bidi="pt_PT"/>
         </w:rPr>
-        <w:t xml:space="preserve"> Não permita que ela se torne como um feto expulso do ventre materno com metade do corpo arruinado".</w:t>
+        <w:t xml:space="preserve"> Não permita que ela se torne como um feto expulso do ventre materno com metade do corpo arruinado”.</w:t>
       </w:r>
     </w:p>
     <w:p>
@@ -10218,7 +10218,7 @@
         <w:rPr>
           <w:lang w:val="pt_PT" w:bidi="pt_PT"/>
         </w:rPr>
-        <w:t xml:space="preserve"> E o SENHOR disse a Moisés: “Se o pai de Miriã lhe cuspisse no rosto, ela não seria considerada impura por sete dias? Assim, mantenham-na afastada do acampamento por sete dias. Depois, ela poderá retornar".</w:t>
+        <w:t xml:space="preserve"> E o SENHOR disse a Moisés: “Se o pai de Miriã lhe cuspisse no rosto, ela não seria considerada impura por sete dias? Assim, mantenham-na afastada do acampamento por sete dias. Depois, ela poderá retornar”.</w:t>
       </w:r>
     </w:p>
     <w:p>
@@ -10318,7 +10318,7 @@
         <w:rPr>
           <w:lang w:val="pt_PT" w:bidi="pt_PT"/>
         </w:rPr>
-        <w:t xml:space="preserve"> "Envie alguns homens para inspecionar a terra de Canaã, a terra que estou dando aos israelitas. Escolha um líder de cada tribo dos seus antepassados".</w:t>
+        <w:t xml:space="preserve"> "Envie alguns homens para inspecionar a terra de Canaã, a terra que estou dando aos israelitas. Escolha um líder de cada tribo dos seus antepassados”.</w:t>
       </w:r>
     </w:p>
     <w:p>
@@ -10696,7 +10696,7 @@
         <w:rPr>
           <w:lang w:val="pt_PT" w:bidi="pt_PT"/>
         </w:rPr>
-        <w:t xml:space="preserve"> A terra é produtiva ou pobre? A região tem bastante árvores? Esforcem-se para trazer amostras das colheitas que encontrarem". (Era o tempo da colheita das primeiras uvas maduras.)</w:t>
+        <w:t xml:space="preserve"> A terra é produtiva ou pobre? A região tem bastante árvores? Esforcem-se para trazer amostras das colheitas que encontrarem”. (Era o tempo da colheita das primeiras uvas maduras.)</w:t>
       </w:r>
     </w:p>
     <w:p>
@@ -10885,7 +10885,7 @@
         <w:rPr>
           <w:lang w:val="pt_PT" w:bidi="pt_PT"/>
         </w:rPr>
-        <w:t xml:space="preserve"> Os amalequitas ocupam o Neguebe; os hititas, os jebuseus e os amorreus residem na área montanhosa; e os cananeus vivem próximos ao mar e ao rio Jordão".</w:t>
+        <w:t xml:space="preserve"> Os amalequitas ocupam o Neguebe; os hititas, os jebuseus e os amorreus residem na área montanhosa; e os cananeus vivem próximos ao mar e ao rio Jordão”.</w:t>
       </w:r>
     </w:p>
     <w:p>
@@ -10906,7 +10906,7 @@
         <w:rPr>
           <w:lang w:val="pt_PT" w:bidi="pt_PT"/>
         </w:rPr>
-        <w:t xml:space="preserve"> Então Calebe fez o povo se aquietar diante de Moisés e declarou: “Vamos subir e tomar posse da terra. Com certeza venceremos!".</w:t>
+        <w:t xml:space="preserve"> Então Calebe fez o povo se aquietar diante de Moisés e declarou: “Vamos subir e tomar posse da terra. Com certeza venceremos!”.</w:t>
       </w:r>
     </w:p>
     <w:p>
@@ -10927,7 +10927,7 @@
         <w:rPr>
           <w:lang w:val="pt_PT" w:bidi="pt_PT"/>
         </w:rPr>
-        <w:t xml:space="preserve"> Mas os homens que foram com ele responderam: “Não temos condições de atacar aquele povo; eles são mais fortes do que nós!".</w:t>
+        <w:t xml:space="preserve"> Mas os homens que foram com ele responderam: “Não temos condições de atacar aquele povo; eles são mais fortes do que nós!”.</w:t>
       </w:r>
     </w:p>
     <w:p>
@@ -10969,7 +10969,7 @@
         <w:rPr>
           <w:lang w:val="pt_PT" w:bidi="pt_PT"/>
         </w:rPr>
-        <w:t xml:space="preserve"> Chegamos a ver gigantes, os descendentes de Enaque! Perto deles, nos sentimos como gafanhotos, e foi dessa forma que também parecemos aos seus olhos".</w:t>
+        <w:t xml:space="preserve"> Chegamos a ver gigantes, os descendentes de Enaque! Perto deles, nos sentimos como gafanhotos, e foi dessa forma que também parecemos aos seus olhos”.</w:t>
       </w:r>
     </w:p>
     <w:p>
@@ -11174,7 +11174,7 @@
         <w:rPr>
           <w:lang w:val="pt_PT" w:bidi="pt_PT"/>
         </w:rPr>
-        <w:t xml:space="preserve"> Não sejam rebeldes contra o SENHOR e não tenham medo dos moradores da terra, porque nós os derrotaremos como quem come um pedaço de pão. O SENHOR está ao nosso lado e tirou a proteção deles. Não tenham medo!".</w:t>
+        <w:t xml:space="preserve"> Não sejam rebeldes contra o SENHOR e não tenham medo dos moradores da terra, porque nós os derrotaremos como quem come um pedaço de pão. O SENHOR está ao nosso lado e tirou a proteção deles. Não tenham medo!”.</w:t>
       </w:r>
     </w:p>
     <w:p>
@@ -11237,7 +11237,7 @@
         <w:rPr>
           <w:lang w:val="pt_PT" w:bidi="pt_PT"/>
         </w:rPr>
-        <w:t xml:space="preserve"> Eu os eliminarei com uma praga e os tirarei da minha herança. E de você formarei um povo maior e mais poderoso do que eles".</w:t>
+        <w:t xml:space="preserve"> Eu os eliminarei com uma praga e os tirarei da minha herança. E de você formarei um povo maior e mais poderoso do que eles”.</w:t>
       </w:r>
     </w:p>
     <w:p>
@@ -11510,7 +11510,7 @@
         <w:rPr>
           <w:lang w:val="pt_PT" w:bidi="pt_PT"/>
         </w:rPr>
-        <w:t xml:space="preserve"> Agora, voltem-se e não prossigam para a terra dos amalequitas e cananeus. Amanhã vocês partirão rumo ao deserto, em direção ao mar Vermelho".</w:t>
+        <w:t xml:space="preserve"> Agora, voltem-se e não prossigam para a terra dos amalequitas e cananeus. Amanhã vocês partirão rumo ao deserto, em direção ao mar Vermelho”.</w:t>
       </w:r>
     </w:p>
     <w:p>
@@ -11720,7 +11720,7 @@
         <w:rPr>
           <w:lang w:val="pt_PT" w:bidi="pt_PT"/>
         </w:rPr>
-        <w:t xml:space="preserve"> Eu, o SENHOR, declarei, e realizarei tudo isso contra esta comunidade perversa que se rebelou contra mim. Eles encontrarão seu fim neste deserto; aqui morrerão'".</w:t>
+        <w:t xml:space="preserve"> Eu, o SENHOR, declarei, e realizarei tudo isso contra esta comunidade perversa que se rebelou contra mim. Eles encontrarão seu fim neste deserto; aqui morrerão’”.</w:t>
       </w:r>
     </w:p>
     <w:p>
@@ -11825,7 +11825,7 @@
         <w:rPr>
           <w:lang w:val="pt_PT" w:bidi="pt_PT"/>
         </w:rPr>
-        <w:t xml:space="preserve"> Na manhã seguinte, levantaram-se cedo e subiram rumo às montanhas. “Vamos!”, disseram. “Admitimos que pecamos, mas agora estamos preparados para entrar na terra que o SENHOR nos prometeu".</w:t>
+        <w:t xml:space="preserve"> Na manhã seguinte, levantaram-se cedo e subiram rumo às montanhas. “Vamos!”, disseram. “Admitimos que pecamos, mas agora estamos preparados para entrar na terra que o SENHOR nos prometeu”.</w:t>
       </w:r>
     </w:p>
     <w:p>
@@ -11888,7 +11888,7 @@
         <w:rPr>
           <w:lang w:val="pt_PT" w:bidi="pt_PT"/>
         </w:rPr>
-        <w:t xml:space="preserve"> pois os amalequitas e os cananeus os enfrentarão naquele lugar, e vocês morrerão pela espada. Como vocês se afastaram do SENHOR, ele não estará com vocês".</w:t>
+        <w:t xml:space="preserve"> pois os amalequitas e os cananeus os enfrentarão naquele lugar, e vocês morrerão pela espada. Como vocês se afastaram do SENHOR, ele não estará com vocês”.</w:t>
       </w:r>
     </w:p>
     <w:p>
@@ -12282,7 +12282,7 @@
         <w:rPr>
           <w:lang w:val="pt_PT" w:bidi="pt_PT"/>
         </w:rPr>
-        <w:t xml:space="preserve"> A mesma lei e o mesmo decreto se aplicarão a vocês e ao estrangeiro residente".</w:t>
+        <w:t xml:space="preserve"> A mesma lei e o mesmo decreto se aplicarão a vocês e ao estrangeiro residente”.</w:t>
       </w:r>
     </w:p>
     <w:p>
@@ -12597,7 +12597,7 @@
         <w:rPr>
           <w:lang w:val="pt_PT" w:bidi="pt_PT"/>
         </w:rPr>
-        <w:t xml:space="preserve"> Por ter rejeitado a palavra do SENHOR e quebrado seus mandamentos, deverá ser eliminado; sua culpa ficará sobre ele".</w:t>
+        <w:t xml:space="preserve"> Por ter rejeitado a palavra do SENHOR e quebrado seus mandamentos, deverá ser eliminado; sua culpa ficará sobre ele”.</w:t>
       </w:r>
     </w:p>
     <w:p>
@@ -12681,7 +12681,7 @@
         <w:rPr>
           <w:lang w:val="pt_PT" w:bidi="pt_PT"/>
         </w:rPr>
-        <w:t xml:space="preserve"> Então o SENHOR disse a Moisés: “Esse homem deve ser morto. Toda a comunidade o apedrejará fora do acampamento".</w:t>
+        <w:t xml:space="preserve"> Então o SENHOR disse a Moisés: “Esse homem deve ser morto. Toda a comunidade o apedrejará fora do acampamento”.</w:t>
       </w:r>
     </w:p>
     <w:p>
@@ -12807,7 +12807,7 @@
         <w:rPr>
           <w:lang w:val="pt_PT" w:bidi="pt_PT"/>
         </w:rPr>
-        <w:t xml:space="preserve"> Eu sou o SENHOR, seu Deus, que os tirou do Egito para ser o Deus de vocês. Eu sou o SENHOR, seu Deus".</w:t>
+        <w:t xml:space="preserve"> Eu sou o SENHOR, seu Deus, que os tirou do Egito para ser o Deus de vocês. Eu sou o SENHOR, seu Deus”.</w:t>
       </w:r>
     </w:p>
     <w:p>
@@ -13180,7 +13180,7 @@
         <w:rPr>
           <w:lang w:val="pt_PT" w:bidi="pt_PT"/>
         </w:rPr>
-        <w:t xml:space="preserve"> Cada homem pegará o seu incensário, colocará incenso nele e o apresentará ao SENHOR. Ao todo serão duzentos e cinquenta incensários. Você e Arão também apresentarão os seus".</w:t>
+        <w:t xml:space="preserve"> Cada homem pegará o seu incensário, colocará incenso nele e o apresentará ao SENHOR. Ao todo serão duzentos e cinquenta incensários. Você e Arão também apresentarão os seus”.</w:t>
       </w:r>
     </w:p>
     <w:p>
@@ -13327,7 +13327,7 @@
         <w:rPr>
           <w:lang w:val="pt_PT" w:bidi="pt_PT"/>
         </w:rPr>
-        <w:t xml:space="preserve"> "Diga a toda a comunidade que se afaste das tendas de Corá, Datã e Abirão".</w:t>
+        <w:t xml:space="preserve"> "Diga a toda a comunidade que se afaste das tendas de Corá, Datã e Abirão”.</w:t>
       </w:r>
     </w:p>
     <w:p>
@@ -13369,7 +13369,7 @@
         <w:rPr>
           <w:lang w:val="pt_PT" w:bidi="pt_PT"/>
         </w:rPr>
-        <w:t xml:space="preserve"> Ele disse ao povo: "Afastem-se das tendas destes homens perversos e não toquem em nada que seja deles. Caso contrário, vocês serão destruídos por causa dos pecados deles".</w:t>
+        <w:t xml:space="preserve"> Ele disse ao povo: “Afastem-se das tendas destes homens perversos e não toquem em nada que seja deles. Caso contrário, vocês serão destruídos por causa dos pecados deles”.</w:t>
       </w:r>
     </w:p>
     <w:p>
@@ -13453,7 +13453,7 @@
         <w:rPr>
           <w:lang w:val="pt_PT" w:bidi="pt_PT"/>
         </w:rPr>
-        <w:t xml:space="preserve"> Mas, se o SENHOR realizar algo totalmente novo, e a terra abrir a sua boca e os engolir, com tudo o que é deles, e eles descerem vivos ao Sheol, então vocês saberão que estes homens desprezaram o SENHOR".</w:t>
+        <w:t xml:space="preserve"> Mas, se o SENHOR realizar algo totalmente novo, e a terra abrir a sua boca e os engolir, com tudo o que é deles, e eles descerem vivos ao Sheol, então vocês saberão que estes homens desprezaram o SENHOR”.</w:t>
       </w:r>
     </w:p>
     <w:p>
@@ -13621,7 +13621,7 @@
         <w:rPr>
           <w:lang w:val="pt_PT" w:bidi="pt_PT"/>
         </w:rPr>
-        <w:t xml:space="preserve"> Os incensários dos homens que morreram por causa do seu pecado serão batidos e transformados em lâminas para revestir o altar, pois foram apresentados ao SENHOR e se tornaram sagrados. Que sejam um sinal para os israelitas".</w:t>
+        <w:t xml:space="preserve"> Os incensários dos homens que morreram por causa do seu pecado serão batidos e transformados em lâminas para revestir o altar, pois foram apresentados ao SENHOR e se tornaram sagrados. Que sejam um sinal para os israelitas”.</w:t>
       </w:r>
     </w:p>
     <w:p>
@@ -13684,7 +13684,7 @@
         <w:rPr>
           <w:lang w:val="pt_PT" w:bidi="pt_PT"/>
         </w:rPr>
-        <w:t xml:space="preserve"> No dia seguinte, toda a comunidade de Israel passou a se queixar contra Moisés e Arão, dizendo: “Vocês mataram o povo do SENHOR".</w:t>
+        <w:t xml:space="preserve"> No dia seguinte, toda a comunidade de Israel passou a se queixar contra Moisés e Arão, dizendo: “Vocês mataram o povo do SENHOR”.</w:t>
       </w:r>
     </w:p>
     <w:p>
@@ -13789,7 +13789,7 @@
         <w:rPr>
           <w:lang w:val="pt_PT" w:bidi="pt_PT"/>
         </w:rPr>
-        <w:t xml:space="preserve"> Moisés disse a Arão: “Pegue o seu incensário, coloque incenso nele com fogo tirado do altar e vá rapidamente até a comunidade para obter o perdão do pecado deles, porque o SENHOR está muito irado, e a praga já começou".</w:t>
+        <w:t xml:space="preserve"> Moisés disse a Arão: “Pegue o seu incensário, coloque incenso nele com fogo tirado do altar e vá rapidamente até a comunidade para obter o perdão do pecado deles, porque o SENHOR está muito irado, e a praga já começou”.</w:t>
       </w:r>
     </w:p>
     <w:p>
@@ -13994,7 +13994,7 @@
         <w:rPr>
           <w:lang w:val="pt_PT" w:bidi="pt_PT"/>
         </w:rPr>
-        <w:t xml:space="preserve"> A vara daquele que eu escolher produzirá flores, e assim eliminarei essa constante murmuração dos israelitas contra vocês".</w:t>
+        <w:t xml:space="preserve"> A vara daquele que eu escolher produzirá flores, e assim eliminarei essa constante murmuração dos israelitas contra vocês”.</w:t>
       </w:r>
     </w:p>
     <w:p>
@@ -14283,7 +14283,7 @@
         <w:rPr>
           <w:lang w:val="pt_PT" w:bidi="pt_PT"/>
         </w:rPr>
-        <w:t xml:space="preserve"> Vocês serão responsáveis pelo cuidado do santuário e do altar, para que a ira divina não volte a atingir os israelitas".</w:t>
+        <w:t xml:space="preserve"> Vocês serão responsáveis pelo cuidado do santuário e do altar, para que a ira divina não volte a atingir os israelitas”.</w:t>
       </w:r>
     </w:p>
     <w:p>
@@ -14325,7 +14325,7 @@
         <w:rPr>
           <w:lang w:val="pt_PT" w:bidi="pt_PT"/>
         </w:rPr>
-        <w:t xml:space="preserve"> Porém você e seus filhos, que exercem o sacerdócio, devem cuidar pessoalmente de todas as funções sacerdotais relacionadas ao altar e ao espaço que fica atrás da cortina interior. Eu lhes concedo o sacerdócio como um dom. Toda pessoa não autorizada que se aproximar do santuário morrerá".</w:t>
+        <w:t xml:space="preserve"> Porém você e seus filhos, que exercem o sacerdócio, devem cuidar pessoalmente de todas as funções sacerdotais relacionadas ao altar e ao espaço que fica atrás da cortina interior. Eu lhes concedo o sacerdócio como um dom. Toda pessoa não autorizada que se aproximar do santuário morrerá”.</w:t>
       </w:r>
     </w:p>
     <w:p>
@@ -14577,7 +14577,7 @@
         <w:rPr>
           <w:lang w:val="pt_PT" w:bidi="pt_PT"/>
         </w:rPr>
-        <w:t xml:space="preserve"> Eu dou a você todas essas ofertas sagradas que os israelitas apresentam ao SENHOR. Elas são destinadas a você, a seus filhos e a suas filhas, como porção permanente. Trata-se de uma aliança eterna e irrevogável entre o SENHOR e você, que se estende aos seus descendentes".</w:t>
+        <w:t xml:space="preserve"> Eu dou a você todas essas ofertas sagradas que os israelitas apresentam ao SENHOR. Elas são destinadas a você, a seus filhos e a suas filhas, como porção permanente. Trata-se de uma aliança eterna e irrevogável entre o SENHOR e você, que se estende aos seus descendentes”.</w:t>
       </w:r>
     </w:p>
     <w:p>
@@ -14682,7 +14682,7 @@
         <w:rPr>
           <w:lang w:val="pt_PT" w:bidi="pt_PT"/>
         </w:rPr>
-        <w:t xml:space="preserve"> O dízimo que vocês, filhos de Israel, oferecem ao SENHOR como contribuição, dei aos levitas como herança; por isso lhes disse: 'Entre os filhos de Israel não herdarão herança'".</w:t>
+        <w:t xml:space="preserve"> O dízimo que vocês, filhos de Israel, oferecem ao SENHOR como contribuição, dei aos levitas como herança; por isso lhes disse: ‘Entre os filhos de Israel não herdarão herança’”.</w:t>
       </w:r>
     </w:p>
     <w:p>
@@ -14850,7 +14850,7 @@
         <w:rPr>
           <w:lang w:val="pt_PT" w:bidi="pt_PT"/>
         </w:rPr>
-        <w:t xml:space="preserve"> Vocês não serão considerados culpados por receberem os dízimos, desde que entreguem a melhor parte aos sacerdotes. Contudo, cuidem para não tratar as ofertas sagradas dos israelitas como algo comum; se fizerem isso, morrerão".</w:t>
+        <w:t xml:space="preserve"> Vocês não serão considerados culpados por receberem os dízimos, desde que entreguem a melhor parte aos sacerdotes. Contudo, cuidem para não tratar as ofertas sagradas dos israelitas como algo comum; se fizerem isso, morrerão”.</w:t>
       </w:r>
     </w:p>
     <w:p>
@@ -15328,7 +15328,7 @@
         <w:rPr>
           <w:lang w:val="pt_PT" w:bidi="pt_PT"/>
         </w:rPr>
-        <w:t xml:space="preserve"> Qualquer pessoa ou objeto tocado pelo indivíduo impuro ficará impuro até o entardecer".</w:t>
+        <w:t xml:space="preserve"> Qualquer pessoa ou objeto tocado pelo indivíduo impuro ficará impuro até o entardecer”.</w:t>
       </w:r>
     </w:p>
     <w:p>
@@ -15512,7 +15512,7 @@
         <w:rPr>
           <w:lang w:val="pt_PT" w:bidi="pt_PT"/>
         </w:rPr>
-        <w:t xml:space="preserve"> "Você e Arão, peguem a vara e reúnam toda a assembleia. Enquanto todos observam, falem àquela rocha, e dela brotará água. Vocês farão sair água suficiente da rocha para matar a sede da comunidade inteira e de seus animais".</w:t>
+        <w:t xml:space="preserve"> "Você e Arão, peguem a vara e reúnam toda a assembleia. Enquanto todos observam, falem àquela rocha, e dela brotará água. Vocês farão sair água suficiente da rocha para matar a sede da comunidade inteira e de seus animais”.</w:t>
       </w:r>
     </w:p>
     <w:p>
@@ -15596,7 +15596,7 @@
         <w:rPr>
           <w:lang w:val="pt_PT" w:bidi="pt_PT"/>
         </w:rPr>
-        <w:t xml:space="preserve"> O SENHOR, no entanto, disse a Moisés e a Arão: “Já que vocês não confiaram em mim para evidenciar a minha santidade diante dos israelitas, não os conduzirão à terra que lhes entrego".</w:t>
+        <w:t xml:space="preserve"> O SENHOR, no entanto, disse a Moisés e a Arão: “Já que vocês não confiaram em mim para evidenciar a minha santidade diante dos israelitas, não os conduzirão à terra que lhes entrego”.</w:t>
       </w:r>
     </w:p>
     <w:p>
@@ -15701,7 +15701,7 @@
         <w:rPr>
           <w:lang w:val="pt_PT" w:bidi="pt_PT"/>
         </w:rPr>
-        <w:t xml:space="preserve"> Pedimos permissão para atravessar a sua terra. Não passaremos por campos nem por vinhedos, e não beberemos da água dos seus poços. Seguiremos pela estrada real e só a deixaremos depois de cruzar todo o seu território".</w:t>
+        <w:t xml:space="preserve"> Pedimos permissão para atravessar a sua terra. Não passaremos por campos nem por vinhedos, e não beberemos da água dos seus poços. Seguiremos pela estrada real e só a deixaremos depois de cruzar todo o seu território”.</w:t>
       </w:r>
     </w:p>
     <w:p>
@@ -15722,7 +15722,7 @@
         <w:rPr>
           <w:lang w:val="pt_PT" w:bidi="pt_PT"/>
         </w:rPr>
-        <w:t xml:space="preserve"> O rei de Edom, porém, respondeu: “Não passem pelo meu território, ou irei ao encontro de vocês com o meu exército".</w:t>
+        <w:t xml:space="preserve"> O rei de Edom, porém, respondeu: “Não passem pelo meu território, ou irei ao encontro de vocês com o meu exército”.</w:t>
       </w:r>
     </w:p>
     <w:p>
@@ -15743,7 +15743,7 @@
         <w:rPr>
           <w:lang w:val="pt_PT" w:bidi="pt_PT"/>
         </w:rPr>
-        <w:t xml:space="preserve"> Os israelitas disseram: “Seguiremos pela estrada principal. Se nós ou nossos animais bebermos da sua água, pagaremos por ela. Apenas permita que atravessemos o seu território; é somente isso que pedimos".</w:t>
+        <w:t xml:space="preserve"> Os israelitas disseram: “Seguiremos pela estrada principal. Se nós ou nossos animais bebermos da sua água, pagaremos por ela. Apenas permita que atravessemos o seu território; é somente isso que pedimos”.</w:t>
       </w:r>
     </w:p>
     <w:p>
@@ -15890,7 +15890,7 @@
         <w:rPr>
           <w:lang w:val="pt_PT" w:bidi="pt_PT"/>
         </w:rPr>
-        <w:t xml:space="preserve"> Em seguida, tire as vestes de Arão e vista com elas seu filho Eleazar, pois Arão será reunido ao seu povo e ali morrerá".</w:t>
+        <w:t xml:space="preserve"> Em seguida, tire as vestes de Arão e vista com elas seu filho Eleazar, pois Arão será reunido ao seu povo e ali morrerá”.</w:t>
       </w:r>
     </w:p>
     <w:p>
@@ -16347,7 +16347,7 @@
         <w:rPr>
           <w:lang w:val="pt_PT" w:bidi="pt_PT"/>
         </w:rPr>
-        <w:t xml:space="preserve"> Poço cavado pelos governantes, aberto pelos líderes do povo com o cetro e com seus bordões". Do deserto partiram para Mataná.</w:t>
+        <w:t xml:space="preserve"> Poço cavado pelos governantes, aberto pelos líderes do povo com o cetro e com seus bordões”. Do deserto partiram para Mataná.</w:t>
       </w:r>
     </w:p>
     <w:p>
@@ -16431,7 +16431,7 @@
         <w:rPr>
           <w:lang w:val="pt_PT" w:bidi="pt_PT"/>
         </w:rPr>
-        <w:t xml:space="preserve"> "Permita-nos atravessar o seu território. Não passaremos por lavouras nem por vinhedos, nem beberemos água dos poços; seguiremos apenas pela estrada principal até deixarmos o seu país".</w:t>
+        <w:t xml:space="preserve"> "Permita-nos atravessar o seu território. Não passaremos por lavouras nem por vinhedos, nem beberemos água dos poços; seguiremos apenas pela estrada principal até deixarmos o seu país”.</w:t>
       </w:r>
     </w:p>
     <w:p>
@@ -16951,7 +16951,7 @@
         <w:rPr>
           <w:lang w:val="pt_PT" w:bidi="pt_PT"/>
         </w:rPr>
-        <w:t xml:space="preserve"> 'Um povo que saiu do Egito se espalhou pela terra; venha agora e lance uma maldição contra ele, talvez assim eu consiga combatê-lo e expulsá-lo daqui'".</w:t>
+        <w:t xml:space="preserve"> 'Um povo que saiu do Egito se espalhou pela terra; venha agora e lance uma maldição contra ele, talvez assim eu consiga combatê-lo e expulsá-lo daqui’”.</w:t>
       </w:r>
     </w:p>
     <w:p>
@@ -17807,7 +17807,7 @@
         <w:rPr>
           <w:lang w:val="pt_PT" w:bidi="pt_PT"/>
         </w:rPr>
-        <w:t xml:space="preserve"> Os filhos de Jacó são incontáveis como o pó; são tantos que não há como contá-los. Que o meu fim seja como o de quem faz parte do povo de Deus; que eu morra em paz, como morrem os justos".</w:t>
+        <w:t xml:space="preserve"> Os filhos de Jacó são incontáveis como o pó; são tantos que não há como contá-los. Que o meu fim seja como o de quem faz parte do povo de Deus; que eu morra em paz, como morrem os justos”.</w:t>
       </w:r>
     </w:p>
     <w:p>
@@ -18080,7 +18080,7 @@
         <w:rPr>
           <w:lang w:val="pt_PT" w:bidi="pt_PT"/>
         </w:rPr>
-        <w:t xml:space="preserve"> Não existe feitiçaria eficaz contra Jacó, nem encantamento que prevaleça contra Israel. Agora se dirá a respeito de Jacó e de Israel: 'Vejam o que Deus realizou!'.</w:t>
+        <w:t xml:space="preserve"> Não existe feitiçaria eficaz contra Jacó, nem encantamento que prevaleça contra Israel. Agora se dirá a respeito de Jacó e de Israel: ‘Vejam o que Deus realizou!’.</w:t>
       </w:r>
     </w:p>
     <w:p>
@@ -18101,7 +18101,7 @@
         <w:rPr>
           <w:lang w:val="pt_PT" w:bidi="pt_PT"/>
         </w:rPr>
-        <w:t xml:space="preserve"> O povo se ergue como uma leoa e se levanta como um leão, que não se deita enquanto não devora a presa e bebe o sangue das vítimas".</w:t>
+        <w:t xml:space="preserve"> O povo se ergue como uma leoa e se levanta como um leão, que não se deita enquanto não devora a presa e bebe o sangue das vítimas”.</w:t>
       </w:r>
     </w:p>
     <w:p>
@@ -18164,7 +18164,7 @@
         <w:rPr>
           <w:lang w:val="pt_PT" w:bidi="pt_PT"/>
         </w:rPr>
-        <w:t xml:space="preserve"> Então Balaque disse a Balaão: "Venha comigo; vou levá-lo a outro lugar. Talvez Deus permita que, dali, você amaldiçoe os israelitas".</w:t>
+        <w:t xml:space="preserve"> Então Balaque disse a Balaão: “Venha comigo; vou levá-lo a outro lugar. Talvez Deus permita que, dali, você amaldiçoe os israelitas”.</w:t>
       </w:r>
     </w:p>
     <w:p>
@@ -18206,7 +18206,7 @@
         <w:rPr>
           <w:lang w:val="pt_PT" w:bidi="pt_PT"/>
         </w:rPr>
-        <w:t xml:space="preserve"> Balaão disse a Balaque: "Construa aqui sete altares e prepare para mim sete novilhos e sete carneiros".</w:t>
+        <w:t xml:space="preserve"> Balaão disse a Balaque: “Construa aqui sete altares e prepare para mim sete novilhos e sete carneiros”.</w:t>
       </w:r>
     </w:p>
     <w:p>
@@ -18432,7 +18432,7 @@
         <w:rPr>
           <w:lang w:val="pt_PT" w:bidi="pt_PT"/>
         </w:rPr>
-        <w:t xml:space="preserve"> Ele se agacha e se deita como leão e como leoa; quem ousará despertá-lo? Felizes os que o abençoarem, e condenados os que o amaldiçoarem".</w:t>
+        <w:t xml:space="preserve"> Ele se agacha e se deita como leão e como leoa; quem ousará despertá-lo? Felizes os que o abençoarem, e condenados os que o amaldiçoarem”.</w:t>
       </w:r>
     </w:p>
     <w:p>
@@ -18453,7 +18453,7 @@
         <w:rPr>
           <w:lang w:val="pt_PT" w:bidi="pt_PT"/>
         </w:rPr>
-        <w:t xml:space="preserve"> Então Balaque se enfureceu contra Balaão e bateu palmas com violência. Balaque disse a Balaão: "Eu o chamei para amaldiçoar os meus adversários, mas agora, por três vezes, você apenas os abençoou.</w:t>
+        <w:t xml:space="preserve"> Então Balaque se enfureceu contra Balaão e bateu palmas com violência. Balaque disse a Balaão: “Eu o chamei para amaldiçoar os meus adversários, mas agora, por três vezes, você apenas os abençoou.</w:t>
       </w:r>
     </w:p>
     <w:p>
@@ -18474,7 +18474,7 @@
         <w:rPr>
           <w:lang w:val="pt_PT" w:bidi="pt_PT"/>
         </w:rPr>
-        <w:t xml:space="preserve"> Fuja agora para a sua casa. Eu havia prometido uma recompensa generosa, mas o SENHOR não deixou que você a recebesse".</w:t>
+        <w:t xml:space="preserve"> Fuja agora para a sua casa. Eu havia prometido uma recompensa generosa, mas o SENHOR não deixou que você a recebesse”.</w:t>
       </w:r>
     </w:p>
     <w:p>
@@ -18495,7 +18495,7 @@
         <w:rPr>
           <w:lang w:val="pt_PT" w:bidi="pt_PT"/>
         </w:rPr>
-        <w:t xml:space="preserve"> Balaão perguntou a Balaque: "Eu não disse aos mensageiros que você enviou:</w:t>
+        <w:t xml:space="preserve"> Balaão perguntou a Balaque: “Eu não disse aos mensageiros que você enviou:</w:t>
       </w:r>
     </w:p>
     <w:p>
@@ -18537,7 +18537,7 @@
         <w:rPr>
           <w:lang w:val="pt_PT" w:bidi="pt_PT"/>
         </w:rPr>
-        <w:t xml:space="preserve"> Agora estou voltando para o meu povo; venha, porém, e deixe-me alertá-lo sobre o que este povo fará ao seu povo nos dias futuros".</w:t>
+        <w:t xml:space="preserve"> Agora estou voltando para o meu povo; venha, porém, e deixe-me alertá-lo sobre o que este povo fará ao seu povo nos dias futuros”.</w:t>
       </w:r>
     </w:p>
     <w:p>
@@ -18558,7 +18558,7 @@
         <w:rPr>
           <w:lang w:val="pt_PT" w:bidi="pt_PT"/>
         </w:rPr>
-        <w:t xml:space="preserve"> Então ele pronunciou esta profecia: "Palavra de Balaão, filho de Beor, palavra daquele cujos olhos veem com clareza,</w:t>
+        <w:t xml:space="preserve"> Então ele pronunciou esta profecia: “Palavra de Balaão, filho de Beor, palavra daquele cujos olhos veem com clareza,</w:t>
       </w:r>
     </w:p>
     <w:p>
@@ -18642,7 +18642,7 @@
         <w:rPr>
           <w:lang w:val="pt_PT" w:bidi="pt_PT"/>
         </w:rPr>
-        <w:t xml:space="preserve"> Da linhagem de Jacó surgirá um dominador que eliminará os sobreviventes de Ar'".</w:t>
+        <w:t xml:space="preserve"> Da linhagem de Jacó surgirá um dominador que eliminará os sobreviventes de Ar’”.</w:t>
       </w:r>
     </w:p>
     <w:p>
@@ -18663,7 +18663,7 @@
         <w:rPr>
           <w:lang w:val="pt_PT" w:bidi="pt_PT"/>
         </w:rPr>
-        <w:t xml:space="preserve"> Então Balaão, em visão, viu os amalequitas e profetizou: “Amaleque foi o primeiro entre as nações, mas o seu destino final é a destruição completa".</w:t>
+        <w:t xml:space="preserve"> Então Balaão, em visão, viu os amalequitas e profetizou: “Amaleque foi o primeiro entre as nações, mas o seu destino final é a destruição completa”.</w:t>
       </w:r>
     </w:p>
     <w:p>
@@ -18705,7 +18705,7 @@
         <w:rPr>
           <w:lang w:val="pt_PT" w:bidi="pt_PT"/>
         </w:rPr>
-        <w:t xml:space="preserve"> Ainda assim, vocês serão destruídos quando a Assíria os levar como prisioneiros".</w:t>
+        <w:t xml:space="preserve"> Ainda assim, vocês serão destruídos quando a Assíria os levar como prisioneiros”.</w:t>
       </w:r>
     </w:p>
     <w:p>
@@ -18747,7 +18747,7 @@
         <w:rPr>
           <w:lang w:val="pt_PT" w:bidi="pt_PT"/>
         </w:rPr>
-        <w:t xml:space="preserve"> Embarcações virão da costa de Chipre, oprimirão Assur e afligirão Héber, mas também elas terão o seu fim".</w:t>
+        <w:t xml:space="preserve"> Embarcações virão da costa de Chipre, oprimirão Assur e afligirão Héber, mas também elas terão o seu fim”.</w:t>
       </w:r>
     </w:p>
     <w:p>
@@ -19057,7 +19057,7 @@
         <w:rPr>
           <w:lang w:val="pt_PT" w:bidi="pt_PT"/>
         </w:rPr>
-        <w:t xml:space="preserve"> Essa aliança de um sacerdócio perpétuo será dele e de seus descendentes, porque ele foi zeloso pelo seu Deus e fez sacrifícios em favor do povo de Israel para que fossem perdoados".</w:t>
+        <w:t xml:space="preserve"> Essa aliança de um sacerdócio perpétuo será dele e de seus descendentes, porque ele foi zeloso pelo seu Deus e fez sacrifícios em favor do povo de Israel para que fossem perdoados”.</w:t>
       </w:r>
     </w:p>
     <w:p>
@@ -20643,7 +20643,7 @@
         <w:rPr>
           <w:lang w:val="pt_PT" w:bidi="pt_PT"/>
         </w:rPr>
-        <w:t xml:space="preserve"> Por que o nome de nosso pai deve ser apagado do seu clã por não ter tido um filho? Conceda-nos uma herança entre os parentes de nosso pai".</w:t>
+        <w:t xml:space="preserve"> Por que o nome de nosso pai deve ser apagado do seu clã por não ter tido um filho? Conceda-nos uma herança entre os parentes de nosso pai”.</w:t>
       </w:r>
     </w:p>
     <w:p>
@@ -20790,7 +20790,7 @@
         <w:rPr>
           <w:lang w:val="pt_PT" w:bidi="pt_PT"/>
         </w:rPr>
-        <w:t xml:space="preserve"> Se o pai não tiver irmãos, a herança ficará com o parente mais próximo do seu grupo familiar. Essa determinação será uma regra permanente para os israelitas, conforme o SENHOR ordenou a Moisés".</w:t>
+        <w:t xml:space="preserve"> Se o pai não tiver irmãos, a herança ficará com o parente mais próximo do seu grupo familiar. Essa determinação será uma regra permanente para os israelitas, conforme o SENHOR ordenou a Moisés”.</w:t>
       </w:r>
     </w:p>
     <w:p>
@@ -20916,7 +20916,7 @@
         <w:rPr>
           <w:lang w:val="pt_PT" w:bidi="pt_PT"/>
         </w:rPr>
-        <w:t xml:space="preserve"> para guiá-los em suas batalhas, a fim de que o povo do SENHOR não fique como ovelhas sem pastor".</w:t>
+        <w:t xml:space="preserve"> para guiá-los em suas batalhas, a fim de que o povo do SENHOR não fique como ovelhas sem pastor”.</w:t>
       </w:r>
     </w:p>
     <w:p>
@@ -21000,7 +21000,7 @@
         <w:rPr>
           <w:lang w:val="pt_PT" w:bidi="pt_PT"/>
         </w:rPr>
-        <w:t xml:space="preserve"> Sempre que precisar buscar a orientação do SENHOR, Josué se colocará diante do sacerdote Eleazar, que consultará o Urim perante o SENHOR para conhecer sua decisão. Pela palavra de Eleazar, Josué e toda a comunidade de Israel saberão o que devem fazer".</w:t>
+        <w:t xml:space="preserve"> Sempre que precisar buscar a orientação do SENHOR, Josué se colocará diante do sacerdote Eleazar, que consultará o Urim perante o SENHOR para conhecer sua decisão. Pela palavra de Eleazar, Josué e toda a comunidade de Israel saberão o que devem fazer”.</w:t>
       </w:r>
     </w:p>
     <w:p>
@@ -21709,7 +21709,7 @@
         <w:rPr>
           <w:lang w:val="pt_PT" w:bidi="pt_PT"/>
         </w:rPr>
-        <w:t xml:space="preserve"> Tragam igualmente a oferta de vinho, junto com o sacrifício diário que é totalmente queimado e a oferta de cereais. Cuidem para que todos os animais apresentados estejam sem qualquer defeito".</w:t>
+        <w:t xml:space="preserve"> Tragam igualmente a oferta de vinho, junto com o sacrifício diário que é totalmente queimado e a oferta de cereais. Cuidem para que todos os animais apresentados estejam sem qualquer defeito”.</w:t>
       </w:r>
     </w:p>
     <w:p>
@@ -22544,7 +22544,7 @@
         <w:rPr>
           <w:lang w:val="pt_PT" w:bidi="pt_PT"/>
         </w:rPr>
-        <w:t xml:space="preserve"> Além dos votos assumidos e das ofertas voluntárias, preparem essas ofertas ao SENHOR nas festas que lhes foram designadas: as ofertas queimadas, as ofertas de cereais, as ofertas de bebida e as ofertas de paz".</w:t>
+        <w:t xml:space="preserve"> Além dos votos assumidos e das ofertas voluntárias, preparem essas ofertas ao SENHOR nas festas que lhes foram designadas: as ofertas queimadas, as ofertas de cereais, as ofertas de bebida e as ofertas de paz”.</w:t>
       </w:r>
     </w:p>
     <w:p>
@@ -22896,7 +22896,7 @@
         <w:rPr>
           <w:lang w:val="pt_PT" w:bidi="pt_PT"/>
         </w:rPr>
-        <w:t xml:space="preserve"> Porém, se o marido anular o voto posteriormente, ele será responsabilizado, e não ela".</w:t>
+        <w:t xml:space="preserve"> Porém, se o marido anular o voto posteriormente, ele será responsabilizado, e não ela”.</w:t>
       </w:r>
     </w:p>
     <w:p>
@@ -22975,7 +22975,7 @@
         <w:rPr>
           <w:lang w:val="pt_PT" w:bidi="pt_PT"/>
         </w:rPr>
-        <w:t xml:space="preserve"> “Execute a vingança contra os midianitas pelo mal que causaram aos israelitas. Depois disso, você será reunido aos seus antepassados".</w:t>
+        <w:t xml:space="preserve"> “Execute a vingança contra os midianitas pelo mal que causaram aos israelitas. Depois disso, você será reunido aos seus antepassados”.</w:t>
       </w:r>
     </w:p>
     <w:p>
@@ -23017,7 +23017,7 @@
         <w:rPr>
           <w:lang w:val="pt_PT" w:bidi="pt_PT"/>
         </w:rPr>
-        <w:t xml:space="preserve"> Mandem para a guerra mil combatentes de cada tribo de Israel".</w:t>
+        <w:t xml:space="preserve"> Mandem para a guerra mil combatentes de cada tribo de Israel”.</w:t>
       </w:r>
     </w:p>
     <w:p>
@@ -23353,7 +23353,7 @@
         <w:rPr>
           <w:lang w:val="pt_PT" w:bidi="pt_PT"/>
         </w:rPr>
-        <w:t xml:space="preserve"> Purifiquem todas as roupas e também tudo o que for feito de couro, de pelo de cabra ou de madeira".</w:t>
+        <w:t xml:space="preserve"> Purifiquem todas as roupas e também tudo o que for feito de couro, de pelo de cabra ou de madeira”.</w:t>
       </w:r>
     </w:p>
     <w:p>
@@ -23437,7 +23437,7 @@
         <w:rPr>
           <w:lang w:val="pt_PT" w:bidi="pt_PT"/>
         </w:rPr>
-        <w:t xml:space="preserve"> No sétimo dia, lavem as suas roupas e vocês ficarão puros. Depois disso, poderão entrar no acampamento".</w:t>
+        <w:t xml:space="preserve"> No sétimo dia, lavem as suas roupas e vocês ficarão puros. Depois disso, poderão entrar no acampamento”.</w:t>
       </w:r>
     </w:p>
     <w:p>
@@ -23983,7 +23983,7 @@
         <w:rPr>
           <w:lang w:val="pt_PT" w:bidi="pt_PT"/>
         </w:rPr>
-        <w:t xml:space="preserve"> Por isso, da parte do despojo que nos pertence, apresentamos objetos de ouro como oferta ao SENHOR: braceletes, pulseiras, anéis, brincos e colares. Essa oferta servirá para pagamento pelo nosso pecado diante do SENHOR".</w:t>
+        <w:t xml:space="preserve"> Por isso, da parte do despojo que nos pertence, apresentamos objetos de ouro como oferta ao SENHOR: braceletes, pulseiras, anéis, brincos e colares. Essa oferta servirá para pagamento pelo nosso pecado diante do SENHOR”.</w:t>
       </w:r>
     </w:p>
     <w:p>
@@ -24398,7 +24398,7 @@
         <w:rPr>
           <w:lang w:val="pt_PT" w:bidi="pt_PT"/>
         </w:rPr>
-        <w:t xml:space="preserve"> Se vocês se afastarem dele e ele deixar o povo novamente no deserto, vocês serão responsáveis pela destruição de toda esta comunidade!".</w:t>
+        <w:t xml:space="preserve"> Se vocês se afastarem dele e ele deixar o povo novamente no deserto, vocês serão responsáveis pela destruição de toda esta comunidade!”.</w:t>
       </w:r>
     </w:p>
     <w:p>
@@ -24482,7 +24482,7 @@
         <w:rPr>
           <w:lang w:val="pt_PT" w:bidi="pt_PT"/>
         </w:rPr>
-        <w:t xml:space="preserve"> Não pedimos nenhuma terra além do Jordão; queremos permanecer aqui, no lado leste do rio, e recebemos esta região como nossa herança".</w:t>
+        <w:t xml:space="preserve"> Não pedimos nenhuma terra além do Jordão; queremos permanecer aqui, no lado leste do rio, e recebemos esta região como nossa herança”.</w:t>
       </w:r>
     </w:p>
     <w:p>
@@ -26157,7 +26157,7 @@
         <w:rPr>
           <w:lang w:val="pt_PT" w:bidi="pt_PT"/>
         </w:rPr>
-        <w:t xml:space="preserve"> E eu tratarei vocês da mesma forma que planejava tratar esses povos".</w:t>
+        <w:t xml:space="preserve"> E eu tratarei vocês da mesma forma que planejava tratar esses povos”.</w:t>
       </w:r>
     </w:p>
     <w:p>
@@ -26425,7 +26425,7 @@
         <w:rPr>
           <w:lang w:val="pt_PT" w:bidi="pt_PT"/>
         </w:rPr>
-        <w:t xml:space="preserve"> e seguirá acompanhando o rio Jordão até alcançar o mar Morto. Essas são as divisas da terra de vocês".</w:t>
+        <w:t xml:space="preserve"> e seguirá acompanhando o rio Jordão até alcançar o mar Morto. Essas são as divisas da terra de vocês”.</w:t>
       </w:r>
     </w:p>
     <w:p>
@@ -26488,7 +26488,7 @@
         <w:rPr>
           <w:lang w:val="pt_PT" w:bidi="pt_PT"/>
         </w:rPr>
-        <w:t xml:space="preserve"> no lado oriental do Jordão, diante de Jericó, na direção onde o sol nasce".</w:t>
+        <w:t xml:space="preserve"> no lado oriental do Jordão, diante de Jericó, na direção onde o sol nasce”.</w:t>
       </w:r>
     </w:p>
     <w:p>
@@ -26761,7 +26761,7 @@
         <w:rPr>
           <w:lang w:val="pt_PT" w:bidi="pt_PT"/>
         </w:rPr>
-        <w:t xml:space="preserve"> Pedael, filho de Amiúde, líder da tribo de Naftali".</w:t>
+        <w:t xml:space="preserve"> Pedael, filho de Amiúde, líder da tribo de Naftali”.</w:t>
       </w:r>
     </w:p>
     <w:p>
@@ -26966,7 +26966,7 @@
         <w:rPr>
           <w:lang w:val="pt_PT" w:bidi="pt_PT"/>
         </w:rPr>
-        <w:t xml:space="preserve"> As cidades dadas aos levitas, tiradas das terras dos israelitas, deverão ser concedidas de forma proporcional à herança de cada tribo: tomem mais cidades das tribos que possuem mais, e menos, das que possuem menos".</w:t>
+        <w:t xml:space="preserve"> As cidades dadas aos levitas, tiradas das terras dos israelitas, deverão ser concedidas de forma proporcional à herança de cada tribo: tomem mais cidades das tribos que possuem mais, e menos, das que possuem menos”.</w:t>
       </w:r>
     </w:p>
     <w:p>
@@ -27512,7 +27512,7 @@
         <w:rPr>
           <w:lang w:val="pt_PT" w:bidi="pt_PT"/>
         </w:rPr>
-        <w:t xml:space="preserve"> Não contaminem a terra onde habitam, no meio da qual eu habito; pois eu, o SENHOR, habito no meio dos filhos de Israel".</w:t>
+        <w:t xml:space="preserve"> Não contaminem a terra onde habitam, no meio da qual eu habito; pois eu, o SENHOR, habito no meio dos filhos de Israel”.</w:t>
       </w:r>
     </w:p>
     <w:p>
@@ -27717,7 +27717,7 @@
         <w:rPr>
           <w:lang w:val="pt_PT" w:bidi="pt_PT"/>
         </w:rPr>
-        <w:t xml:space="preserve"> Dessa forma, a herança não será transferida de uma tribo para outra, pois cada tribo dos filhos de Israel deve manter sua própria herança".</w:t>
+        <w:t xml:space="preserve"> Dessa forma, a herança não será transferida de uma tribo para outra, pois cada tribo dos filhos de Israel deve manter sua própria herança”.</w:t>
       </w:r>
     </w:p>
     <w:p>
